--- a/www/content/abdomen-pelvis/Testis.docx
+++ b/www/content/abdomen-pelvis/Testis.docx
@@ -35,10 +35,7 @@
     </w:p>
     <w:p>
       <w:r>
-        <w:t xml:space="preserve">The words </w:t>
-      </w:r>
-      <w:r>
-        <w:t xml:space="preserve">- </w:t>
+        <w:t xml:space="preserve">The words - </w:t>
       </w:r>
       <w:proofErr w:type="spellStart"/>
       <w:r>
@@ -129,9 +126,9 @@
       </w:r>
     </w:p>
     <w:p>
-      <w:pPr>
-        <w:pStyle w:val="Heading2"/>
-      </w:pPr>
+      <w:r>
+        <w:t>[WARNING]</w:t>
+      </w:r>
       <w:r>
         <w:t>Reason for external testis</w:t>
       </w:r>
@@ -143,15 +140,7 @@
     </w:p>
     <w:p>
       <w:r>
-        <w:t xml:space="preserve">Lower temperatures as happen in externally placed testis in scrotum prevent premature activation of the sperms. When sperms </w:t>
-      </w:r>
-      <w:proofErr w:type="gramStart"/>
-      <w:r>
-        <w:t>enters</w:t>
-      </w:r>
-      <w:proofErr w:type="gramEnd"/>
-      <w:r>
-        <w:t xml:space="preserve"> the cervix, increased temperature enable them with increased motility to reach uterine tube. </w:t>
+        <w:t xml:space="preserve">Lower temperatures as happen in externally placed testis in scrotum prevent premature activation of the sperms. When sperms enters the cervix, increased temperature enable them with increased motility to reach uterine tube. </w:t>
       </w:r>
     </w:p>
     <w:p>
@@ -314,13 +303,7 @@
     </w:p>
     <w:p>
       <w:r>
-        <w:t xml:space="preserve">From </w:t>
-      </w:r>
-      <w:r>
-        <w:t>these connective septa</w:t>
-      </w:r>
-      <w:r>
-        <w:t xml:space="preserve"> divide the testis into 200 to 300 compartments</w:t>
+        <w:t>From these connective septa divide the testis into 200 to 300 compartments</w:t>
       </w:r>
     </w:p>
     <w:p>
@@ -339,6 +322,62 @@
       </w:r>
     </w:p>
     <w:p>
+      <w:r>
+        <w:rPr>
+          <w:noProof/>
+        </w:rPr>
+        <w:lastRenderedPageBreak/>
+        <w:drawing>
+          <wp:inline distT="0" distB="0" distL="0" distR="0" wp14:anchorId="2289C749" wp14:editId="5689A09C">
+            <wp:extent cx="5731510" cy="5416550"/>
+            <wp:effectExtent l="0" t="0" r="2540" b="0"/>
+            <wp:docPr id="248730104" name="Picture 1"/>
+            <wp:cNvGraphicFramePr>
+              <a:graphicFrameLocks xmlns:a="http://schemas.openxmlformats.org/drawingml/2006/main" noChangeAspect="1"/>
+            </wp:cNvGraphicFramePr>
+            <a:graphic xmlns:a="http://schemas.openxmlformats.org/drawingml/2006/main">
+              <a:graphicData uri="http://schemas.openxmlformats.org/drawingml/2006/picture">
+                <pic:pic xmlns:pic="http://schemas.openxmlformats.org/drawingml/2006/picture">
+                  <pic:nvPicPr>
+                    <pic:cNvPr id="0" name="Picture 1"/>
+                    <pic:cNvPicPr>
+                      <a:picLocks noChangeAspect="1" noChangeArrowheads="1"/>
+                    </pic:cNvPicPr>
+                  </pic:nvPicPr>
+                  <pic:blipFill>
+                    <a:blip r:embed="rId6">
+                      <a:extLst>
+                        <a:ext uri="{28A0092B-C50C-407E-A947-70E740481C1C}">
+                          <a14:useLocalDpi xmlns:a14="http://schemas.microsoft.com/office/drawing/2010/main" val="0"/>
+                        </a:ext>
+                      </a:extLst>
+                    </a:blip>
+                    <a:srcRect/>
+                    <a:stretch>
+                      <a:fillRect/>
+                    </a:stretch>
+                  </pic:blipFill>
+                  <pic:spPr bwMode="auto">
+                    <a:xfrm>
+                      <a:off x="0" y="0"/>
+                      <a:ext cx="5731510" cy="5416550"/>
+                    </a:xfrm>
+                    <a:prstGeom prst="rect">
+                      <a:avLst/>
+                    </a:prstGeom>
+                    <a:noFill/>
+                    <a:ln>
+                      <a:noFill/>
+                    </a:ln>
+                  </pic:spPr>
+                </pic:pic>
+              </a:graphicData>
+            </a:graphic>
+          </wp:inline>
+        </w:drawing>
+      </w:r>
+    </w:p>
+    <w:p>
       <w:pPr>
         <w:pStyle w:val="Heading2"/>
       </w:pPr>
@@ -381,13 +420,106 @@
     </w:p>
     <w:p>
       <w:r>
+        <w:t xml:space="preserve">Head of epididymis is related to upper part of posterior border </w:t>
+      </w:r>
+    </w:p>
+    <w:p>
+      <w:r>
+        <w:t>Body and tail of epididymis related to lower part of the posterior border</w:t>
+      </w:r>
+    </w:p>
+    <w:p>
+      <w:pPr>
+        <w:pStyle w:val="Heading2"/>
+      </w:pPr>
+      <w:r>
+        <w:t>Seminiferous tubules</w:t>
+      </w:r>
+    </w:p>
+    <w:p>
+      <w:r>
+        <w:t xml:space="preserve">Lined by multilayered epithelium </w:t>
+      </w:r>
+    </w:p>
+    <w:p>
+      <w:r>
         <w:lastRenderedPageBreak/>
-        <w:t xml:space="preserve">Head of epididymis is related to upper part of posterior border </w:t>
-      </w:r>
-    </w:p>
-    <w:p>
-      <w:r>
-        <w:t>Body and tail of epididymis related to lower part of the posterior border</w:t>
+        <w:t xml:space="preserve">Each tubules have 150-250 microns diameter </w:t>
+      </w:r>
+    </w:p>
+    <w:p>
+      <w:r>
+        <w:t>The average total length in each testis is 540 m (range 299-981 m)</w:t>
+      </w:r>
+    </w:p>
+    <w:p>
+      <w:r>
+        <w:t>Most mature cells located towards the lumen</w:t>
+      </w:r>
+    </w:p>
+    <w:p>
+      <w:r>
+        <w:t>Contain Sertoli cells and spermatogonia cells</w:t>
+      </w:r>
+    </w:p>
+    <w:p>
+      <w:r>
+        <w:t>Immature tubules are positive for alpha inhibin</w:t>
+      </w:r>
+    </w:p>
+    <w:p>
+      <w:r>
+        <w:rPr>
+          <w:noProof/>
+        </w:rPr>
+        <w:drawing>
+          <wp:inline distT="0" distB="0" distL="0" distR="0" wp14:anchorId="2EA950E7" wp14:editId="7E0DDBE0">
+            <wp:extent cx="5731510" cy="5416550"/>
+            <wp:effectExtent l="0" t="0" r="2540" b="0"/>
+            <wp:docPr id="414123022" name="Picture 3"/>
+            <wp:cNvGraphicFramePr>
+              <a:graphicFrameLocks xmlns:a="http://schemas.openxmlformats.org/drawingml/2006/main" noChangeAspect="1"/>
+            </wp:cNvGraphicFramePr>
+            <a:graphic xmlns:a="http://schemas.openxmlformats.org/drawingml/2006/main">
+              <a:graphicData uri="http://schemas.openxmlformats.org/drawingml/2006/picture">
+                <pic:pic xmlns:pic="http://schemas.openxmlformats.org/drawingml/2006/picture">
+                  <pic:nvPicPr>
+                    <pic:cNvPr id="0" name="Picture 3"/>
+                    <pic:cNvPicPr>
+                      <a:picLocks noChangeAspect="1" noChangeArrowheads="1"/>
+                    </pic:cNvPicPr>
+                  </pic:nvPicPr>
+                  <pic:blipFill>
+                    <a:blip r:embed="rId7">
+                      <a:extLst>
+                        <a:ext uri="{28A0092B-C50C-407E-A947-70E740481C1C}">
+                          <a14:useLocalDpi xmlns:a14="http://schemas.microsoft.com/office/drawing/2010/main" val="0"/>
+                        </a:ext>
+                      </a:extLst>
+                    </a:blip>
+                    <a:srcRect/>
+                    <a:stretch>
+                      <a:fillRect/>
+                    </a:stretch>
+                  </pic:blipFill>
+                  <pic:spPr bwMode="auto">
+                    <a:xfrm>
+                      <a:off x="0" y="0"/>
+                      <a:ext cx="5731510" cy="5416550"/>
+                    </a:xfrm>
+                    <a:prstGeom prst="rect">
+                      <a:avLst/>
+                    </a:prstGeom>
+                    <a:noFill/>
+                    <a:ln>
+                      <a:noFill/>
+                    </a:ln>
+                  </pic:spPr>
+                </pic:pic>
+              </a:graphicData>
+            </a:graphic>
+          </wp:inline>
+        </w:drawing>
       </w:r>
     </w:p>
     <w:p>
@@ -395,55 +527,118 @@
         <w:pStyle w:val="Heading2"/>
       </w:pPr>
       <w:r>
-        <w:t>Seminiferous tubules</w:t>
-      </w:r>
-    </w:p>
-    <w:p>
-      <w:r>
-        <w:t xml:space="preserve">Lined by multilayered epithelium </w:t>
-      </w:r>
-    </w:p>
-    <w:p>
-      <w:r>
-        <w:t xml:space="preserve">Each tubules </w:t>
-      </w:r>
-      <w:r>
-        <w:t>have</w:t>
-      </w:r>
-      <w:r>
-        <w:t xml:space="preserve"> 150-250 microns diameter </w:t>
-      </w:r>
-    </w:p>
-    <w:p>
-      <w:r>
-        <w:t xml:space="preserve">The average total length in each </w:t>
-      </w:r>
-      <w:r>
-        <w:t>testis</w:t>
-      </w:r>
-      <w:r>
-        <w:t xml:space="preserve"> is 540 m (range 299-981 m)</w:t>
-      </w:r>
-    </w:p>
-    <w:p>
-      <w:r>
-        <w:t>Most mature cells located towards the lumen</w:t>
-      </w:r>
-    </w:p>
-    <w:p>
-      <w:r>
-        <w:t xml:space="preserve">Contain Sertoli cells and </w:t>
-      </w:r>
-      <w:r>
-        <w:t>spermatogonia</w:t>
-      </w:r>
+        <w:t>Spermatogonia cells</w:t>
+      </w:r>
+    </w:p>
+    <w:p>
+      <w:r>
+        <w:t>Include spermatogonia, primary spermatocytes, secondary spermatocytes, spermatids and spermatozoa</w:t>
+      </w:r>
+    </w:p>
+    <w:p>
+      <w:r>
+        <w:t xml:space="preserve">Spermatogonia have type A and type B subgroups. </w:t>
+      </w:r>
+    </w:p>
+    <w:p>
+      <w:r>
+        <w:t xml:space="preserve">Type A has pale cells (type Ap cells) and dark cells (type Ad cells) </w:t>
+      </w:r>
+    </w:p>
+    <w:p>
+      <w:r>
+        <w:t xml:space="preserve">Type Ad are reservoir cells </w:t>
+      </w:r>
+    </w:p>
+    <w:p>
+      <w:r>
+        <w:lastRenderedPageBreak/>
+        <w:t xml:space="preserve">Type B cell division gives rise to primary spermatocytes in a process of </w:t>
+      </w:r>
+      <w:proofErr w:type="spellStart"/>
+      <w:r>
+        <w:t>spermatocytogenesis</w:t>
+      </w:r>
+      <w:proofErr w:type="spellEnd"/>
+      <w:r>
+        <w:t xml:space="preserve">. </w:t>
+      </w:r>
+    </w:p>
+    <w:p>
+      <w:r>
+        <w:t xml:space="preserve">Except spermatozoa all other </w:t>
+      </w:r>
+      <w:proofErr w:type="spellStart"/>
+      <w:r>
+        <w:t>speratogonial</w:t>
+      </w:r>
+      <w:proofErr w:type="spellEnd"/>
+      <w:r>
+        <w:t xml:space="preserve"> cells are held together by a narrow cytoplasmic bridge</w:t>
+      </w:r>
+    </w:p>
+    <w:p>
+      <w:pPr>
+        <w:pStyle w:val="Heading2"/>
+      </w:pPr>
+      <w:r>
+        <w:t>Leydig cells</w:t>
+      </w:r>
+    </w:p>
+    <w:p>
+      <w:r>
+        <w:t xml:space="preserve">In between these tubules Leydig cells are embedded in interstitial connective tissue </w:t>
+      </w:r>
+    </w:p>
+    <w:p>
+      <w:r>
+        <w:t>Leydig cells secrete - testosterone, androstenedione and dehydroepiandrosterone</w:t>
+      </w:r>
+    </w:p>
+    <w:p>
+      <w:r>
+        <w:t>Luteinizing hormone (LH) stimulated Leydig cells for their secretion</w:t>
+      </w:r>
+    </w:p>
+    <w:p>
+      <w:r>
+        <w:t>Seminiferous tubules are covered outside by collagen fibres with myoid cells</w:t>
+      </w:r>
+    </w:p>
+    <w:p>
+      <w:pPr>
+        <w:pStyle w:val="Heading2"/>
+      </w:pPr>
+      <w:r>
+        <w:t>Sertoli cells</w:t>
+      </w:r>
+    </w:p>
+    <w:p>
+      <w:r>
+        <w:t>Sertoli cells have irregular, highly folded nuclei with prominent nucleoli</w:t>
+      </w:r>
+    </w:p>
+    <w:p>
+      <w:r>
+        <w:t xml:space="preserve">Sertoli cells are trophic to the </w:t>
+      </w:r>
+      <w:proofErr w:type="spellStart"/>
+      <w:r>
+        <w:t>spermatogonial</w:t>
+      </w:r>
+      <w:proofErr w:type="spellEnd"/>
       <w:r>
         <w:t xml:space="preserve"> cells</w:t>
       </w:r>
     </w:p>
     <w:p>
       <w:r>
-        <w:t>Immature tubules are positive for alpha inhibin</w:t>
+        <w:t>Secrete androgen-binding protein and are responsive to FSH</w:t>
+      </w:r>
+    </w:p>
+    <w:p>
+      <w:r>
+        <w:t>Also produce inhibin</w:t>
       </w:r>
     </w:p>
     <w:p>
@@ -451,128 +646,6 @@
         <w:pStyle w:val="Heading2"/>
       </w:pPr>
       <w:r>
-        <w:t>Spermatogonia</w:t>
-      </w:r>
-      <w:r>
-        <w:t xml:space="preserve"> cells</w:t>
-      </w:r>
-    </w:p>
-    <w:p>
-      <w:r>
-        <w:t>Include spermatogonia, primary spermatocytes, secondary spermatocytes, spermatids and spermatozoa</w:t>
-      </w:r>
-    </w:p>
-    <w:p>
-      <w:r>
-        <w:t xml:space="preserve">Spermatogonia have type A and type B subgroups. </w:t>
-      </w:r>
-    </w:p>
-    <w:p>
-      <w:r>
-        <w:t xml:space="preserve">Type A has pale cells (type Ap cells) and dark cells (type Ad cells) </w:t>
-      </w:r>
-    </w:p>
-    <w:p>
-      <w:r>
-        <w:t xml:space="preserve">Type Ad are reservoir cells </w:t>
-      </w:r>
-    </w:p>
-    <w:p>
-      <w:r>
-        <w:t xml:space="preserve">Type B cell division gives rise to primary spermatocytes in a process of </w:t>
-      </w:r>
-      <w:proofErr w:type="spellStart"/>
-      <w:r>
-        <w:t>spermatocytogenesis</w:t>
-      </w:r>
-      <w:proofErr w:type="spellEnd"/>
-      <w:r>
-        <w:t xml:space="preserve">. </w:t>
-      </w:r>
-    </w:p>
-    <w:p>
-      <w:r>
-        <w:t xml:space="preserve">Except spermatozoa all other </w:t>
-      </w:r>
-      <w:proofErr w:type="spellStart"/>
-      <w:r>
-        <w:t>speratogonial</w:t>
-      </w:r>
-      <w:proofErr w:type="spellEnd"/>
-      <w:r>
-        <w:t xml:space="preserve"> cells are held together by a narrow cytoplasmic bridge</w:t>
-      </w:r>
-    </w:p>
-    <w:p>
-      <w:pPr>
-        <w:pStyle w:val="Heading2"/>
-      </w:pPr>
-      <w:r>
-        <w:t>Leydig cells</w:t>
-      </w:r>
-    </w:p>
-    <w:p>
-      <w:r>
-        <w:t xml:space="preserve">In between these tubules Leydig cells are embedded in interstitial connective tissue </w:t>
-      </w:r>
-    </w:p>
-    <w:p>
-      <w:r>
-        <w:t>Leydig cells secrete - testosterone, androstenedione and dehydroepiandrosterone</w:t>
-      </w:r>
-    </w:p>
-    <w:p>
-      <w:r>
-        <w:t>Luteinizing hormone (LH) stimulated Leydig cells for their secretion</w:t>
-      </w:r>
-    </w:p>
-    <w:p>
-      <w:r>
-        <w:t>Seminiferous tubules are covered outside by collagen fibres with myoid cells</w:t>
-      </w:r>
-    </w:p>
-    <w:p>
-      <w:pPr>
-        <w:pStyle w:val="Heading2"/>
-      </w:pPr>
-      <w:r>
-        <w:t>Sertoli cells</w:t>
-      </w:r>
-    </w:p>
-    <w:p>
-      <w:r>
-        <w:t>Sertoli cells have irregular, highly folded nuclei with prominent nucleoli</w:t>
-      </w:r>
-    </w:p>
-    <w:p>
-      <w:r>
-        <w:t xml:space="preserve">Sertoli cells are trophic to the </w:t>
-      </w:r>
-      <w:proofErr w:type="spellStart"/>
-      <w:r>
-        <w:t>spermatogonial</w:t>
-      </w:r>
-      <w:proofErr w:type="spellEnd"/>
-      <w:r>
-        <w:t xml:space="preserve"> cells</w:t>
-      </w:r>
-    </w:p>
-    <w:p>
-      <w:r>
-        <w:t>Secrete androgen-binding protein and are responsive to FSH</w:t>
-      </w:r>
-    </w:p>
-    <w:p>
-      <w:r>
-        <w:t>Also produce inhibin</w:t>
-      </w:r>
-    </w:p>
-    <w:p>
-      <w:pPr>
-        <w:pStyle w:val="Heading2"/>
-      </w:pPr>
-      <w:r>
-        <w:lastRenderedPageBreak/>
         <w:t>Age changes</w:t>
       </w:r>
     </w:p>
@@ -649,18 +722,13 @@
     </w:p>
     <w:p>
       <w:r>
+        <w:lastRenderedPageBreak/>
         <w:t>Cremasteric artery supplies cremasteric fascia, muscle and other nearby structures. It arises from inferior epigastric artery</w:t>
       </w:r>
     </w:p>
     <w:p>
       <w:r>
-        <w:t xml:space="preserve">Good anastomoses </w:t>
-      </w:r>
-      <w:r>
-        <w:t>exist</w:t>
-      </w:r>
-      <w:r>
-        <w:t xml:space="preserve"> between these arteries </w:t>
+        <w:t xml:space="preserve">Good anastomoses exist between these arteries </w:t>
       </w:r>
     </w:p>
     <w:p>
@@ -760,7 +828,6 @@
     </w:p>
     <w:p>
       <w:r>
-        <w:lastRenderedPageBreak/>
         <w:t xml:space="preserve">Cremasteric veins drains into the inferior epigastric vein </w:t>
       </w:r>
     </w:p>
@@ -861,6 +928,7 @@
         <w:pStyle w:val="Heading2"/>
       </w:pPr>
       <w:r>
+        <w:lastRenderedPageBreak/>
         <w:t xml:space="preserve">Applied aspects </w:t>
       </w:r>
       <w:r>
@@ -904,16 +972,11 @@
       <w:r>
         <w:t xml:space="preserve">3. left testis is </w:t>
       </w:r>
-      <w:proofErr w:type="gramStart"/>
       <w:r>
         <w:t xml:space="preserve">more </w:t>
       </w:r>
       <w:r>
-        <w:t>lower</w:t>
-      </w:r>
-      <w:proofErr w:type="gramEnd"/>
-      <w:r>
-        <w:t xml:space="preserve"> than the right side</w:t>
+        <w:t>lower than the right side</w:t>
       </w:r>
     </w:p>
     <w:p>
@@ -946,20 +1009,243 @@
     </w:p>
     <w:p>
       <w:r>
+        <w:t xml:space="preserve">Prolonged ischemia may interfere with sperm production </w:t>
+      </w:r>
+    </w:p>
+    <w:p>
+      <w:r>
+        <w:t xml:space="preserve">It’s a surgical emergency </w:t>
+      </w:r>
+    </w:p>
+    <w:p>
+      <w:r>
+        <w:t>Immediate surgical intervention to restore the blood supply can salvage the testis</w:t>
+      </w:r>
+    </w:p>
+    <w:p/>
+    <w:p>
+      <w:r>
+        <w:rPr>
+          <w:noProof/>
+        </w:rPr>
         <w:lastRenderedPageBreak/>
-        <w:t xml:space="preserve">Prolonged ischemia may interfere with sperm production </w:t>
-      </w:r>
-    </w:p>
-    <w:p>
-      <w:r>
-        <w:t xml:space="preserve">It’s a surgical emergency </w:t>
-      </w:r>
-    </w:p>
-    <w:p>
-      <w:r>
-        <w:t>Immediate surgical intervention to restore the blood supply can salvage the testis</w:t>
-      </w:r>
-    </w:p>
+        <w:drawing>
+          <wp:inline distT="0" distB="0" distL="0" distR="0" wp14:anchorId="5F9CE2A5" wp14:editId="520B8764">
+            <wp:extent cx="5731510" cy="5416550"/>
+            <wp:effectExtent l="0" t="0" r="2540" b="0"/>
+            <wp:docPr id="1960679734" name="Picture 4"/>
+            <wp:cNvGraphicFramePr>
+              <a:graphicFrameLocks xmlns:a="http://schemas.openxmlformats.org/drawingml/2006/main" noChangeAspect="1"/>
+            </wp:cNvGraphicFramePr>
+            <a:graphic xmlns:a="http://schemas.openxmlformats.org/drawingml/2006/main">
+              <a:graphicData uri="http://schemas.openxmlformats.org/drawingml/2006/picture">
+                <pic:pic xmlns:pic="http://schemas.openxmlformats.org/drawingml/2006/picture">
+                  <pic:nvPicPr>
+                    <pic:cNvPr id="0" name="Picture 4"/>
+                    <pic:cNvPicPr>
+                      <a:picLocks noChangeAspect="1" noChangeArrowheads="1"/>
+                    </pic:cNvPicPr>
+                  </pic:nvPicPr>
+                  <pic:blipFill>
+                    <a:blip r:embed="rId8">
+                      <a:extLst>
+                        <a:ext uri="{28A0092B-C50C-407E-A947-70E740481C1C}">
+                          <a14:useLocalDpi xmlns:a14="http://schemas.microsoft.com/office/drawing/2010/main" val="0"/>
+                        </a:ext>
+                      </a:extLst>
+                    </a:blip>
+                    <a:srcRect/>
+                    <a:stretch>
+                      <a:fillRect/>
+                    </a:stretch>
+                  </pic:blipFill>
+                  <pic:spPr bwMode="auto">
+                    <a:xfrm>
+                      <a:off x="0" y="0"/>
+                      <a:ext cx="5731510" cy="5416550"/>
+                    </a:xfrm>
+                    <a:prstGeom prst="rect">
+                      <a:avLst/>
+                    </a:prstGeom>
+                    <a:noFill/>
+                    <a:ln>
+                      <a:noFill/>
+                    </a:ln>
+                  </pic:spPr>
+                </pic:pic>
+              </a:graphicData>
+            </a:graphic>
+          </wp:inline>
+        </w:drawing>
+      </w:r>
+    </w:p>
+    <w:p/>
+    <w:p>
+      <w:r>
+        <w:t xml:space="preserve">_____ MCQ_START_____ </w:t>
+      </w:r>
+    </w:p>
+    <w:p>
+      <w:r>
+        <w:t>Q1. The testicular artery arises from:</w:t>
+      </w:r>
+      <w:r>
+        <w:br/>
+        <w:t>A. Renal artery</w:t>
+      </w:r>
+      <w:r>
+        <w:br/>
+        <w:t>B. Inferior epigastric artery</w:t>
+      </w:r>
+      <w:r>
+        <w:br/>
+        <w:t>C. Abdominal aorta[CORRECT]</w:t>
+      </w:r>
+      <w:r>
+        <w:br/>
+        <w:t>D. Internal iliac artery</w:t>
+      </w:r>
+    </w:p>
+    <w:p>
+      <w:r>
+        <w:t xml:space="preserve">_____ </w:t>
+      </w:r>
+    </w:p>
+    <w:p>
+      <w:r>
+        <w:t>Q2. The tunica vaginalis covers the testis:</w:t>
+      </w:r>
+      <w:r>
+        <w:br/>
+        <w:t>A. Completely</w:t>
+      </w:r>
+      <w:r>
+        <w:br/>
+        <w:t>B. Only anterior surface</w:t>
+      </w:r>
+      <w:r>
+        <w:br/>
+        <w:t>C. Except posterior border and superior pole[CORRECT]</w:t>
+      </w:r>
+      <w:r>
+        <w:br/>
+        <w:t>D. Only inferior surface</w:t>
+      </w:r>
+    </w:p>
+    <w:p>
+      <w:r>
+        <w:lastRenderedPageBreak/>
+        <w:t xml:space="preserve">_____ </w:t>
+      </w:r>
+    </w:p>
+    <w:p>
+      <w:r>
+        <w:t>Q3. The pampiniform plexus drains into:</w:t>
+      </w:r>
+      <w:r>
+        <w:br/>
+        <w:t>A. External iliac vein</w:t>
+      </w:r>
+      <w:r>
+        <w:br/>
+        <w:t>B. Inferior vena cava on both sides</w:t>
+      </w:r>
+      <w:r>
+        <w:br/>
+        <w:t>C. Right IVC and left renal vein respectively[CORRECT]</w:t>
+      </w:r>
+      <w:r>
+        <w:br/>
+        <w:t>D. Portal vein</w:t>
+      </w:r>
+    </w:p>
+    <w:p>
+      <w:r>
+        <w:t xml:space="preserve">_____ </w:t>
+      </w:r>
+    </w:p>
+    <w:p>
+      <w:r>
+        <w:t>Q4. The Leydig cells are responsible for:</w:t>
+      </w:r>
+      <w:r>
+        <w:br/>
+        <w:t>A. Spermatogenesis</w:t>
+      </w:r>
+      <w:r>
+        <w:br/>
+        <w:t>B. Secretion of testosterone[CORRECT]</w:t>
+      </w:r>
+      <w:r>
+        <w:br/>
+        <w:t>C. Formation of rete testis</w:t>
+      </w:r>
+      <w:r>
+        <w:br/>
+        <w:t>D. Production of inhibin</w:t>
+      </w:r>
+    </w:p>
+    <w:p>
+      <w:r>
+        <w:t xml:space="preserve">_____ </w:t>
+      </w:r>
+    </w:p>
+    <w:p>
+      <w:r>
+        <w:t>Q5. The lymphatic drainage of testis is to:</w:t>
+      </w:r>
+      <w:r>
+        <w:br/>
+        <w:t>A. Inguinal lymph nodes</w:t>
+      </w:r>
+      <w:r>
+        <w:br/>
+        <w:t>B. Iliac lymph nodes</w:t>
+      </w:r>
+      <w:r>
+        <w:br/>
+        <w:t>C. Preaortic and lateral aortic lymph nodes[CORRECT]</w:t>
+      </w:r>
+      <w:r>
+        <w:br/>
+        <w:t>D. Femoral lymph nodes</w:t>
+      </w:r>
+    </w:p>
+    <w:p>
+      <w:r>
+        <w:t xml:space="preserve">_____ </w:t>
+      </w:r>
+    </w:p>
+    <w:p>
+      <w:r>
+        <w:t>Q6. The most common side for varicocele is:</w:t>
+      </w:r>
+      <w:r>
+        <w:br/>
+        <w:t>A. Right side</w:t>
+      </w:r>
+      <w:r>
+        <w:br/>
+        <w:t>B. Left side[CORRECT]</w:t>
+      </w:r>
+      <w:r>
+        <w:br/>
+        <w:t>C. Bilateral equally</w:t>
+      </w:r>
+      <w:r>
+        <w:br/>
+        <w:t>D. Depends on age</w:t>
+      </w:r>
+    </w:p>
+    <w:p>
+      <w:r>
+        <w:t>_____ MCQ_END</w:t>
+      </w:r>
+      <w:r>
+        <w:t xml:space="preserve">_____ </w:t>
+      </w:r>
+    </w:p>
+    <w:p/>
     <w:p/>
     <w:sectPr>
       <w:pgSz w:w="11906" w:h="16838"/>
